--- a/reports/final_report/Final_Report_DSP391m_Group1_EN.docx
+++ b/reports/final_report/Final_Report_DSP391m_Group1_EN.docx
@@ -51,7 +51,293 @@
         </w:pict>
       </w:r>
     </w:p>
-    <w:bookmarkStart w:id="9" w:name="introduction-and-background"/>
+    <w:bookmarkStart w:id="9" w:name="team-members"/>
+    <w:p>
+      <w:pPr>
+        <w:pStyle w:val="Heading2"/>
+      </w:pPr>
+      <w:r>
+        <w:t xml:space="preserve">Team Members</w:t>
+      </w:r>
+    </w:p>
+    <w:p>
+      <w:pPr>
+        <w:pStyle w:val="FirstParagraph"/>
+      </w:pPr>
+      <w:r>
+        <w:t xml:space="preserve">Group 1, DSP391m - FPT University. Supervisor: Nguyễn Thị Hoàng Yến.</w:t>
+      </w:r>
+    </w:p>
+    <w:tbl>
+      <w:tblPr>
+        <w:tblStyle w:val="Table"/>
+        <w:tblW w:type="pct" w:w="5000"/>
+        <w:tblLayout w:type="fixed"/>
+        <w:tblLook w:firstRow="1" w:lastRow="0" w:firstColumn="0" w:lastColumn="0" w:noHBand="0" w:noVBand="0" w:val="0020"/>
+      </w:tblPr>
+      <w:tblGrid>
+        <w:gridCol w:w="2640"/>
+        <w:gridCol w:w="2640"/>
+        <w:gridCol w:w="2640"/>
+      </w:tblGrid>
+      <w:tr>
+        <w:trPr>
+          <w:tblHeader w:val="on"/>
+        </w:trPr>
+        <w:tc>
+          <w:tcPr/>
+          <w:p>
+            <w:pPr>
+              <w:pStyle w:val="Compact"/>
+            </w:pPr>
+            <w:r>
+              <w:t xml:space="preserve">Member</w:t>
+            </w:r>
+          </w:p>
+        </w:tc>
+        <w:tc>
+          <w:tcPr/>
+          <w:p>
+            <w:pPr>
+              <w:pStyle w:val="Compact"/>
+            </w:pPr>
+            <w:r>
+              <w:t xml:space="preserve">Role</w:t>
+            </w:r>
+          </w:p>
+        </w:tc>
+        <w:tc>
+          <w:tcPr/>
+          <w:p>
+            <w:pPr>
+              <w:pStyle w:val="Compact"/>
+            </w:pPr>
+            <w:r>
+              <w:t xml:space="preserve">Responsibility</w:t>
+            </w:r>
+          </w:p>
+        </w:tc>
+      </w:tr>
+      <w:tr>
+        <w:tc>
+          <w:tcPr/>
+          <w:p>
+            <w:pPr>
+              <w:pStyle w:val="Compact"/>
+            </w:pPr>
+            <w:r>
+              <w:t xml:space="preserve">Khoa</w:t>
+            </w:r>
+          </w:p>
+        </w:tc>
+        <w:tc>
+          <w:tcPr/>
+          <w:p>
+            <w:pPr>
+              <w:pStyle w:val="Compact"/>
+            </w:pPr>
+            <w:r>
+              <w:t xml:space="preserve">Methodology Lead &amp; Report Coordinator</w:t>
+            </w:r>
+          </w:p>
+        </w:tc>
+        <w:tc>
+          <w:tcPr/>
+          <w:p>
+            <w:pPr>
+              <w:pStyle w:val="Compact"/>
+            </w:pPr>
+            <w:r>
+              <w:t xml:space="preserve">Time-aware prediction (RQ1), evaluation, report assembly</w:t>
+            </w:r>
+          </w:p>
+        </w:tc>
+      </w:tr>
+      <w:tr>
+        <w:tc>
+          <w:tcPr/>
+          <w:p>
+            <w:pPr>
+              <w:pStyle w:val="Compact"/>
+            </w:pPr>
+            <w:r>
+              <w:t xml:space="preserve">Đức</w:t>
+            </w:r>
+          </w:p>
+        </w:tc>
+        <w:tc>
+          <w:tcPr/>
+          <w:p>
+            <w:pPr>
+              <w:pStyle w:val="Compact"/>
+            </w:pPr>
+            <w:r>
+              <w:t xml:space="preserve">Modeling Lead</w:t>
+            </w:r>
+          </w:p>
+        </w:tc>
+        <w:tc>
+          <w:tcPr/>
+          <w:p>
+            <w:pPr>
+              <w:pStyle w:val="Compact"/>
+            </w:pPr>
+            <w:r>
+              <w:t xml:space="preserve">Model development, class-imbalance handling (RQ3)</w:t>
+            </w:r>
+          </w:p>
+        </w:tc>
+      </w:tr>
+      <w:tr>
+        <w:tc>
+          <w:tcPr/>
+          <w:p>
+            <w:pPr>
+              <w:pStyle w:val="Compact"/>
+            </w:pPr>
+            <w:r>
+              <w:t xml:space="preserve">Bình</w:t>
+            </w:r>
+          </w:p>
+        </w:tc>
+        <w:tc>
+          <w:tcPr/>
+          <w:p>
+            <w:pPr>
+              <w:pStyle w:val="Compact"/>
+            </w:pPr>
+            <w:r>
+              <w:t xml:space="preserve">XAI Lead</w:t>
+            </w:r>
+          </w:p>
+        </w:tc>
+        <w:tc>
+          <w:tcPr/>
+          <w:p>
+            <w:pPr>
+              <w:pStyle w:val="Compact"/>
+            </w:pPr>
+            <w:r>
+              <w:t xml:space="preserve">SHAP/LIME explanations, explanation stability (RQ2)</w:t>
+            </w:r>
+          </w:p>
+        </w:tc>
+      </w:tr>
+      <w:tr>
+        <w:tc>
+          <w:tcPr/>
+          <w:p>
+            <w:pPr>
+              <w:pStyle w:val="Compact"/>
+            </w:pPr>
+            <w:r>
+              <w:t xml:space="preserve">Phúc</w:t>
+            </w:r>
+          </w:p>
+        </w:tc>
+        <w:tc>
+          <w:tcPr/>
+          <w:p>
+            <w:pPr>
+              <w:pStyle w:val="Compact"/>
+            </w:pPr>
+            <w:r>
+              <w:t xml:space="preserve">Implementation Lead</w:t>
+            </w:r>
+          </w:p>
+        </w:tc>
+        <w:tc>
+          <w:tcPr/>
+          <w:p>
+            <w:pPr>
+              <w:pStyle w:val="Compact"/>
+            </w:pPr>
+            <w:r>
+              <w:t xml:space="preserve">Data pipeline, split harness, leakage tests</w:t>
+            </w:r>
+          </w:p>
+        </w:tc>
+      </w:tr>
+      <w:tr>
+        <w:tc>
+          <w:tcPr/>
+          <w:p>
+            <w:pPr>
+              <w:pStyle w:val="Compact"/>
+            </w:pPr>
+            <w:r>
+              <w:t xml:space="preserve">An</w:t>
+            </w:r>
+          </w:p>
+        </w:tc>
+        <w:tc>
+          <w:tcPr/>
+          <w:p>
+            <w:pPr>
+              <w:pStyle w:val="Compact"/>
+            </w:pPr>
+            <w:r>
+              <w:t xml:space="preserve">Backend &amp; Dashboard Lead</w:t>
+            </w:r>
+          </w:p>
+        </w:tc>
+        <w:tc>
+          <w:tcPr/>
+          <w:p>
+            <w:pPr>
+              <w:pStyle w:val="Compact"/>
+            </w:pPr>
+            <w:r>
+              <w:t xml:space="preserve">Model packaging, Streamlit dashboard</w:t>
+            </w:r>
+          </w:p>
+        </w:tc>
+      </w:tr>
+      <w:tr>
+        <w:tc>
+          <w:tcPr/>
+          <w:p>
+            <w:pPr>
+              <w:pStyle w:val="Compact"/>
+            </w:pPr>
+            <w:r>
+              <w:t xml:space="preserve">Sơn</w:t>
+            </w:r>
+          </w:p>
+        </w:tc>
+        <w:tc>
+          <w:tcPr/>
+          <w:p>
+            <w:pPr>
+              <w:pStyle w:val="Compact"/>
+            </w:pPr>
+            <w:r>
+              <w:t xml:space="preserve">Literature Review Lead</w:t>
+            </w:r>
+          </w:p>
+        </w:tc>
+        <w:tc>
+          <w:tcPr/>
+          <w:p>
+            <w:pPr>
+              <w:pStyle w:val="Compact"/>
+            </w:pPr>
+            <w:r>
+              <w:t xml:space="preserve">Introduction, literature review, references</w:t>
+            </w:r>
+          </w:p>
+        </w:tc>
+      </w:tr>
+    </w:tbl>
+    <w:p>
+      <w:r>
+        <w:pict>
+          <v:rect style="width:0;height:1.5pt" o:hralign="center" o:hrstd="t" o:hr="t"/>
+        </w:pict>
+      </w:r>
+    </w:p>
+    <w:bookmarkEnd w:id="9"/>
+    <w:bookmarkStart w:id="10" w:name="introduction-and-background"/>
     <w:p>
       <w:pPr>
         <w:pStyle w:val="Heading1"/>
@@ -144,8 +430,8 @@
         <w:t xml:space="preserve">The remainder of this report is organised as follows. Section 2 reviews the related literature and derives the research gap. Section 3 describes the dataset, the target definition, and the time-aware, leakage-safe experimental methodology. Section 4 reports the benchmarking and time-aware prediction results (RQ1). Section 5 presents the imbalance-handling and explanation-stability analyses (RQ3, RQ2). Section 6 discusses limitations and concludes.</w:t>
       </w:r>
     </w:p>
-    <w:bookmarkEnd w:id="9"/>
-    <w:bookmarkStart w:id="14" w:name="literature-review"/>
+    <w:bookmarkEnd w:id="10"/>
+    <w:bookmarkStart w:id="15" w:name="literature-review"/>
     <w:p>
       <w:pPr>
         <w:pStyle w:val="Heading1"/>
@@ -162,7 +448,7 @@
         <w:t xml:space="preserve">This review is organised around four concepts rather than individual authors, following the concept-centric approach of Webster and Watson [5]: at-risk prediction on OULAD, explainable AI in education, class-imbalance handling, and the research gap at their intersection.</w:t>
       </w:r>
     </w:p>
-    <w:bookmarkStart w:id="10" w:name="at-risk-prediction-on-oulad"/>
+    <w:bookmarkStart w:id="11" w:name="at-risk-prediction-on-oulad"/>
     <w:p>
       <w:pPr>
         <w:pStyle w:val="Heading2"/>
@@ -203,8 +489,8 @@
         <w:t xml:space="preserve">Across these base studies a shared methodological weakness is worth noting: none applies a group-aware split keyed on the student identifier, so the same student can appear in both training and test data; our pipeline removes this leakage risk with a student-level stratified split.</w:t>
       </w:r>
     </w:p>
-    <w:bookmarkEnd w:id="10"/>
-    <w:bookmarkStart w:id="11" w:name="explainable-ai-in-education"/>
+    <w:bookmarkEnd w:id="11"/>
+    <w:bookmarkStart w:id="12" w:name="explainable-ai-in-education"/>
     <w:p>
       <w:pPr>
         <w:pStyle w:val="Heading2"/>
@@ -229,8 +515,8 @@
         <w:t xml:space="preserve">In education, Alamri and Alharbi [3] systematically reviewed explainable student-performance prediction models and found SHAP and LIME to be the dominant techniques, while observing that most studies assess their explanations only qualitatively — typically by visually inspecting feature-importance plots. Gunasekara and Saarela [8] applied both techniques to an ANN and a decision tree on a three-module OULAD subset (AAA/BBB/CCC; 17,091 samples described by 14 aggregated attributes), evaluated with 5-fold cross-validation repeated 50 times; their assessment of the resulting local explanations, however, likewise remains mainly qualitative. The gap these works leave open is precisely the one RQ2 addresses: a rigorous quantitative measure of explanation stability — how consistently an explainer reproduces the same importance ranking across seeds, time points, or training regimes — is largely absent from the educational literature. Purely visual inspection cannot detect the subtle instabilities that would undermine an instructor’s trust in an early-warning explanation.</w:t>
       </w:r>
     </w:p>
-    <w:bookmarkEnd w:id="11"/>
-    <w:bookmarkStart w:id="12" w:name="class-imbalance-handling"/>
+    <w:bookmarkEnd w:id="12"/>
+    <w:bookmarkStart w:id="13" w:name="class-imbalance-handling"/>
     <w:p>
       <w:pPr>
         <w:pStyle w:val="Heading2"/>
@@ -263,8 +549,8 @@
         <w:t xml:space="preserve">This project’s own position is deliberately measured. Under our label mapping the at-risk class is a slight majority (52.8%), so the imbalance is mild and resampling is not needed to rescue a rare class; RQ3 instead treats SMOTE, ADASYN, and class weighting as controlled robustness interventions, measuring their effect on both predictive metrics and explanation stability. Because the costly error remains the false negative — a missed at-risk student — recall on the at-risk class and PR-AUC serve as the primary evaluation metrics throughout.</w:t>
       </w:r>
     </w:p>
-    <w:bookmarkEnd w:id="12"/>
-    <w:bookmarkStart w:id="13" w:name="research-gap-and-positioning"/>
+    <w:bookmarkEnd w:id="13"/>
+    <w:bookmarkStart w:id="14" w:name="research-gap-and-positioning"/>
     <w:p>
       <w:pPr>
         <w:pStyle w:val="Heading2"/>
@@ -649,281 +935,6 @@
         <w:t xml:space="preserve">Four gaps follow, each mapped to a research question. First, time-aware prediction and XAI have not been integrated: the time-aware studies [1], [2] provide no explanations, while the XAI study [8] considers no multiple time points (RQ1, RQ2). Second, there is no consistent comparison of ANNs and modern ensembles within a single pipeline on the same OULAD data (RQ1, RQ2). Third, explanation stability has not been evaluated quantitatively; assessments remain predominantly qualitative [3], [8] (RQ2). Fourth, the interaction between imbalance handling and explanation quality has not been studied on OULAD (RQ3). No existing work fills all three axes — time-aware prediction, post-hoc explanation, and imbalance handling — simultaneously on OULAD; this project occupies exactly that empty cell, and adds the dual-cohort reporting frame and student-level leakage-safe splitting absent from the base studies.</w:t>
       </w:r>
     </w:p>
-    <w:bookmarkEnd w:id="13"/>
-    <w:bookmarkEnd w:id="14"/>
-    <w:bookmarkStart w:id="15" w:name="references"/>
-    <w:p>
-      <w:pPr>
-        <w:pStyle w:val="Heading1"/>
-      </w:pPr>
-      <w:r>
-        <w:t xml:space="preserve">References</w:t>
-      </w:r>
-    </w:p>
-    <w:p>
-      <w:pPr>
-        <w:pStyle w:val="FirstParagraph"/>
-      </w:pPr>
-      <w:r>
-        <w:t xml:space="preserve">[1] N. Tomasevic, N. Gvozdenovic, and S. Vranes,</w:t>
-      </w:r>
-      <w:r>
-        <w:t xml:space="preserve"> </w:t>
-      </w:r>
-      <w:r>
-        <w:t xml:space="preserve">“An overview and comparison of supervised data mining techniques for student exam performance prediction,”</w:t>
-      </w:r>
-      <w:r>
-        <w:t xml:space="preserve"> </w:t>
-      </w:r>
-      <w:r>
-        <w:rPr>
-          <w:i/>
-          <w:iCs/>
-        </w:rPr>
-        <w:t xml:space="preserve">Computers &amp; Education</w:t>
-      </w:r>
-      <w:r>
-        <w:t xml:space="preserve">, vol. 143, art. no. 103676, 2020.</w:t>
-      </w:r>
-    </w:p>
-    <w:p>
-      <w:pPr>
-        <w:pStyle w:val="BodyText"/>
-      </w:pPr>
-      <w:r>
-        <w:t xml:space="preserve">[2] M. Adnan et al.,</w:t>
-      </w:r>
-      <w:r>
-        <w:t xml:space="preserve"> </w:t>
-      </w:r>
-      <w:r>
-        <w:t xml:space="preserve">“Predicting at-risk students at different percentages of course length for early intervention using machine learning models,”</w:t>
-      </w:r>
-      <w:r>
-        <w:t xml:space="preserve"> </w:t>
-      </w:r>
-      <w:r>
-        <w:rPr>
-          <w:i/>
-          <w:iCs/>
-        </w:rPr>
-        <w:t xml:space="preserve">IEEE Access</w:t>
-      </w:r>
-      <w:r>
-        <w:t xml:space="preserve">, vol. 9, pp. 7519–7539, 2021.</w:t>
-      </w:r>
-    </w:p>
-    <w:p>
-      <w:pPr>
-        <w:pStyle w:val="BodyText"/>
-      </w:pPr>
-      <w:r>
-        <w:t xml:space="preserve">[3] H. Alamri and B. Alharbi,</w:t>
-      </w:r>
-      <w:r>
-        <w:t xml:space="preserve"> </w:t>
-      </w:r>
-      <w:r>
-        <w:t xml:space="preserve">“Explainable student performance prediction models: A systematic review,”</w:t>
-      </w:r>
-      <w:r>
-        <w:t xml:space="preserve"> </w:t>
-      </w:r>
-      <w:r>
-        <w:rPr>
-          <w:i/>
-          <w:iCs/>
-        </w:rPr>
-        <w:t xml:space="preserve">IEEE Access</w:t>
-      </w:r>
-      <w:r>
-        <w:t xml:space="preserve">, vol. 9, pp. 33132–33143, 2021.</w:t>
-      </w:r>
-    </w:p>
-    <w:p>
-      <w:pPr>
-        <w:pStyle w:val="BodyText"/>
-      </w:pPr>
-      <w:r>
-        <w:t xml:space="preserve">[4] J. Kuzilek, M. Hlosta, and Z. Zdrahal,</w:t>
-      </w:r>
-      <w:r>
-        <w:t xml:space="preserve"> </w:t>
-      </w:r>
-      <w:r>
-        <w:t xml:space="preserve">“Open University Learning Analytics dataset,”</w:t>
-      </w:r>
-      <w:r>
-        <w:t xml:space="preserve"> </w:t>
-      </w:r>
-      <w:r>
-        <w:rPr>
-          <w:i/>
-          <w:iCs/>
-        </w:rPr>
-        <w:t xml:space="preserve">Scientific Data</w:t>
-      </w:r>
-      <w:r>
-        <w:t xml:space="preserve">, vol. 4, art. no. 170171, 2017.</w:t>
-      </w:r>
-    </w:p>
-    <w:p>
-      <w:pPr>
-        <w:pStyle w:val="BodyText"/>
-      </w:pPr>
-      <w:r>
-        <w:t xml:space="preserve">[5] J. Webster and R. T. Watson,</w:t>
-      </w:r>
-      <w:r>
-        <w:t xml:space="preserve"> </w:t>
-      </w:r>
-      <w:r>
-        <w:t xml:space="preserve">“Analyzing the past to prepare for the future: Writing a literature review,”</w:t>
-      </w:r>
-      <w:r>
-        <w:t xml:space="preserve"> </w:t>
-      </w:r>
-      <w:r>
-        <w:rPr>
-          <w:i/>
-          <w:iCs/>
-        </w:rPr>
-        <w:t xml:space="preserve">MIS Quarterly</w:t>
-      </w:r>
-      <w:r>
-        <w:t xml:space="preserve">, vol. 26, no. 2, pp. xiii–xxiii, 2002.</w:t>
-      </w:r>
-    </w:p>
-    <w:p>
-      <w:pPr>
-        <w:pStyle w:val="BodyText"/>
-      </w:pPr>
-      <w:r>
-        <w:t xml:space="preserve">[6] S. M. Lundberg and S.-I. Lee,</w:t>
-      </w:r>
-      <w:r>
-        <w:t xml:space="preserve"> </w:t>
-      </w:r>
-      <w:r>
-        <w:t xml:space="preserve">“A unified approach to interpreting model predictions,”</w:t>
-      </w:r>
-      <w:r>
-        <w:t xml:space="preserve"> </w:t>
-      </w:r>
-      <w:r>
-        <w:t xml:space="preserve">in</w:t>
-      </w:r>
-      <w:r>
-        <w:t xml:space="preserve"> </w:t>
-      </w:r>
-      <w:r>
-        <w:rPr>
-          <w:i/>
-          <w:iCs/>
-        </w:rPr>
-        <w:t xml:space="preserve">Proc. Advances in Neural Information Processing Systems (NeurIPS)</w:t>
-      </w:r>
-      <w:r>
-        <w:t xml:space="preserve">, 2017, pp. 4768–4777.</w:t>
-      </w:r>
-    </w:p>
-    <w:p>
-      <w:pPr>
-        <w:pStyle w:val="BodyText"/>
-      </w:pPr>
-      <w:r>
-        <w:t xml:space="preserve">[7] M. T. Ribeiro, S. Singh, and C. Guestrin,</w:t>
-      </w:r>
-      <w:r>
-        <w:t xml:space="preserve"> </w:t>
-      </w:r>
-      <w:r>
-        <w:t xml:space="preserve">“</w:t>
-      </w:r>
-      <w:r>
-        <w:t xml:space="preserve">‘Why should I trust you?’</w:t>
-      </w:r>
-      <w:r>
-        <w:t xml:space="preserve"> </w:t>
-      </w:r>
-      <w:r>
-        <w:t xml:space="preserve">Explaining the predictions of any classifier,”</w:t>
-      </w:r>
-      <w:r>
-        <w:t xml:space="preserve"> </w:t>
-      </w:r>
-      <w:r>
-        <w:t xml:space="preserve">in</w:t>
-      </w:r>
-      <w:r>
-        <w:t xml:space="preserve"> </w:t>
-      </w:r>
-      <w:r>
-        <w:rPr>
-          <w:i/>
-          <w:iCs/>
-        </w:rPr>
-        <w:t xml:space="preserve">Proc. 22nd ACM SIGKDD Int. Conf. on Knowledge Discovery and Data Mining</w:t>
-      </w:r>
-      <w:r>
-        <w:t xml:space="preserve">, 2016, pp. 1135–1144.</w:t>
-      </w:r>
-    </w:p>
-    <w:p>
-      <w:pPr>
-        <w:pStyle w:val="BodyText"/>
-      </w:pPr>
-      <w:r>
-        <w:t xml:space="preserve">[8] S. Gunasekara and M. Saarela,</w:t>
-      </w:r>
-      <w:r>
-        <w:t xml:space="preserve"> </w:t>
-      </w:r>
-      <w:r>
-        <w:t xml:space="preserve">“Explainable AI in education: Techniques and qualitative assessment,”</w:t>
-      </w:r>
-      <w:r>
-        <w:t xml:space="preserve"> </w:t>
-      </w:r>
-      <w:r>
-        <w:rPr>
-          <w:i/>
-          <w:iCs/>
-        </w:rPr>
-        <w:t xml:space="preserve">Applied Sciences</w:t>
-      </w:r>
-      <w:r>
-        <w:t xml:space="preserve">, vol. 15, no. 3, art. no. 1239, 2025.</w:t>
-      </w:r>
-    </w:p>
-    <w:p>
-      <w:pPr>
-        <w:pStyle w:val="BodyText"/>
-      </w:pPr>
-      <w:r>
-        <w:t xml:space="preserve">[9] N. V. Chawla, K. W. Bowyer, L. O. Hall, and W. P. Kegelmeyer,</w:t>
-      </w:r>
-      <w:r>
-        <w:t xml:space="preserve"> </w:t>
-      </w:r>
-      <w:r>
-        <w:t xml:space="preserve">“SMOTE: Synthetic minority over-sampling technique,”</w:t>
-      </w:r>
-      <w:r>
-        <w:t xml:space="preserve"> </w:t>
-      </w:r>
-      <w:r>
-        <w:rPr>
-          <w:i/>
-          <w:iCs/>
-        </w:rPr>
-        <w:t xml:space="preserve">Journal of Artificial Intelligence Research</w:t>
-      </w:r>
-      <w:r>
-        <w:t xml:space="preserve">, vol. 16, pp. 321–357, 2002.</w:t>
-      </w:r>
-    </w:p>
     <w:p>
       <w:r>
         <w:pict>
@@ -931,23 +942,9 @@
         </w:pict>
       </w:r>
     </w:p>
-    <w:p>
-      <w:pPr>
-        <w:pStyle w:val="FirstParagraph"/>
-      </w:pPr>
-      <w:r>
-        <w:t xml:space="preserve">Drafted 2026-07-12 for the final report (owner: Sơn); numbers cross-checked against README/docs; format: paste into the Word template.</w:t>
-      </w:r>
-    </w:p>
-    <w:p>
-      <w:r>
-        <w:pict>
-          <v:rect style="width:0;height:1.5pt" o:hralign="center" o:hrstd="t" o:hr="t"/>
-        </w:pict>
-      </w:r>
-    </w:p>
+    <w:bookmarkEnd w:id="14"/>
     <w:bookmarkEnd w:id="15"/>
-    <w:bookmarkStart w:id="29" w:name="data-and-methodology"/>
+    <w:bookmarkStart w:id="36" w:name="data-and-methodology"/>
     <w:p>
       <w:pPr>
         <w:pStyle w:val="Heading1"/>
@@ -1184,7 +1181,7 @@
         <w:t xml:space="preserve"> </w:t>
       </w:r>
       <w:r>
-        <w:t xml:space="preserve">= 100%; the fix is covered by a regression test, and all result tables are recomputed in the report-freeze renumber run (Appendix 7.2).</w:t>
+        <w:t xml:space="preserve">= 100%; the fix is covered by a regression test, and all result tables are recomputed in the report-freeze renumber run (Appendix 8.2).</w:t>
       </w:r>
     </w:p>
     <w:bookmarkEnd w:id="18"/>
@@ -1505,6 +1502,166 @@
         <w:t xml:space="preserve">Resampling, when used, runs strictly inside the training fold after transformation; the test set always reflects the real class distribution. One direction-of-effect caveat is flagged here: because the at-risk class is a slight majority under this label mapping, a default-configured SMOTE oversamples the not-at-risk class rather than the class of interest — a consequence of the label design that the RQ3 experiments in Section 5 make explicit.</w:t>
       </w:r>
     </w:p>
+    <w:bookmarkEnd w:id="28"/>
+    <w:bookmarkStart w:id="35" w:name="exploratory-data-analysis---key-findings"/>
+    <w:p>
+      <w:pPr>
+        <w:pStyle w:val="Heading2"/>
+      </w:pPr>
+      <w:r>
+        <w:t xml:space="preserve">3.8 Exploratory Data Analysis - Key Findings</w:t>
+      </w:r>
+    </w:p>
+    <w:p>
+      <w:pPr>
+        <w:pStyle w:val="FirstParagraph"/>
+      </w:pPr>
+      <w:r>
+        <w:t xml:space="preserve">Before any modelling, the assembled master table was profiled end to end (notebook</w:t>
+      </w:r>
+      <w:r>
+        <w:t xml:space="preserve"> </w:t>
+      </w:r>
+      <w:r>
+        <w:rPr>
+          <w:rStyle w:val="VerbatimChar"/>
+        </w:rPr>
+        <w:t xml:space="preserve">02_eda.ipynb</w:t>
+      </w:r>
+      <w:r>
+        <w:t xml:space="preserve">; all statistics live under</w:t>
+      </w:r>
+      <w:r>
+        <w:t xml:space="preserve"> </w:t>
+      </w:r>
+      <w:r>
+        <w:rPr>
+          <w:rStyle w:val="VerbatimChar"/>
+        </w:rPr>
+        <w:t xml:space="preserve">reports/tables/</w:t>
+      </w:r>
+      <w:r>
+        <w:t xml:space="preserve">). Four findings shaped the design decisions above. First, the target is nearly balanced under this label mapping - 52.8% of enrolments are at-risk - which reframes imbalance handling as the controlled robustness question of Section 5 rather than a rare-class problem. Second, every clickstream-derived count is heavily right-skewed with a long tail of highly active students, which motivates the log1p transforms of Section 3.7; the distributions below make this visible directly.</w:t>
+      </w:r>
+    </w:p>
+    <w:p>
+      <w:pPr>
+        <w:pStyle w:val="CaptionedFigure"/>
+      </w:pPr>
+      <w:r>
+        <w:drawing>
+          <wp:inline>
+            <wp:extent cx="5334000" cy="2310751"/>
+            <wp:effectExtent b="0" l="0" r="0" t="0"/>
+            <wp:docPr descr="Univariate distributions of the main numeric features (histogram + kernel density), coloured by feature group; the strong right skew of the engagement counts motivates the log1p treatment." title="" id="30" name="Picture"/>
+            <a:graphic>
+              <a:graphicData uri="http://schemas.openxmlformats.org/drawingml/2006/picture">
+                <pic:pic>
+                  <pic:nvPicPr>
+                    <pic:cNvPr descr="D:/dsp/reports/figures/univariate_hist_kde.png" id="31" name="Picture"/>
+                    <pic:cNvPicPr>
+                      <a:picLocks noChangeArrowheads="1" noChangeAspect="1"/>
+                    </pic:cNvPicPr>
+                  </pic:nvPicPr>
+                  <pic:blipFill>
+                    <a:blip r:embed="rId29"/>
+                    <a:stretch>
+                      <a:fillRect/>
+                    </a:stretch>
+                  </pic:blipFill>
+                  <pic:spPr bwMode="auto">
+                    <a:xfrm>
+                      <a:off x="0" y="0"/>
+                      <a:ext cx="5334000" cy="2310751"/>
+                    </a:xfrm>
+                    <a:prstGeom prst="rect">
+                      <a:avLst/>
+                    </a:prstGeom>
+                    <a:noFill/>
+                    <a:ln w="9525">
+                      <a:noFill/>
+                      <a:headEnd/>
+                      <a:tailEnd/>
+                    </a:ln>
+                  </pic:spPr>
+                </pic:pic>
+              </a:graphicData>
+            </a:graphic>
+          </wp:inline>
+        </w:drawing>
+      </w:r>
+    </w:p>
+    <w:p>
+      <w:pPr>
+        <w:pStyle w:val="ImageCaption"/>
+      </w:pPr>
+      <w:r>
+        <w:t xml:space="preserve">Univariate distributions of the main numeric features (histogram + kernel density), coloured by feature group; the strong right skew of the engagement counts motivates the log1p treatment.</w:t>
+      </w:r>
+    </w:p>
+    <w:p>
+      <w:pPr>
+        <w:pStyle w:val="BodyText"/>
+      </w:pPr>
+      <w:r>
+        <w:t xml:space="preserve">Third, engagement and performance dominate the class signal: the largest group differences (Cohen’s d above 1.5 with Benjamini-Hochberg-adjusted p-values near zero) belong to days-since-last-activity, assessment counts and cumulative scores, while demographic attributes show only weak association with the target (Cramer’s V &lt;= 0.15) - an early hint of both the predictive ranking of Section 4 and its fairness picture. Fourth, the strongest numeric-numeric relationships are the expected volume couplings (active days versus total clicks), shown below as class-coloured scatter plots; no feature approaches the |r| &gt;= 0.95 leakage alarm threshold against the target, and pairs above |r| &gt;= 0.8 are retained but documented as multicollinear.</w:t>
+      </w:r>
+    </w:p>
+    <w:p>
+      <w:pPr>
+        <w:pStyle w:val="CaptionedFigure"/>
+      </w:pPr>
+      <w:r>
+        <w:drawing>
+          <wp:inline>
+            <wp:extent cx="5334000" cy="4233146"/>
+            <wp:effectExtent b="0" l="0" r="0" t="0"/>
+            <wp:docPr descr="The four strongest numeric-numeric relationships as class-coloured scatter plots (fixed-seed 4,000-row sample; alpha = 0.4 per the project chart standard)." title="" id="33" name="Picture"/>
+            <a:graphic>
+              <a:graphicData uri="http://schemas.openxmlformats.org/drawingml/2006/picture">
+                <pic:pic>
+                  <pic:nvPicPr>
+                    <pic:cNvPr descr="D:/dsp/reports/figures/bivariate_scatter_pairs.png" id="34" name="Picture"/>
+                    <pic:cNvPicPr>
+                      <a:picLocks noChangeArrowheads="1" noChangeAspect="1"/>
+                    </pic:cNvPicPr>
+                  </pic:nvPicPr>
+                  <pic:blipFill>
+                    <a:blip r:embed="rId32"/>
+                    <a:stretch>
+                      <a:fillRect/>
+                    </a:stretch>
+                  </pic:blipFill>
+                  <pic:spPr bwMode="auto">
+                    <a:xfrm>
+                      <a:off x="0" y="0"/>
+                      <a:ext cx="5334000" cy="4233146"/>
+                    </a:xfrm>
+                    <a:prstGeom prst="rect">
+                      <a:avLst/>
+                    </a:prstGeom>
+                    <a:noFill/>
+                    <a:ln w="9525">
+                      <a:noFill/>
+                      <a:headEnd/>
+                      <a:tailEnd/>
+                    </a:ln>
+                  </pic:spPr>
+                </pic:pic>
+              </a:graphicData>
+            </a:graphic>
+          </wp:inline>
+        </w:drawing>
+      </w:r>
+    </w:p>
+    <w:p>
+      <w:pPr>
+        <w:pStyle w:val="ImageCaption"/>
+      </w:pPr>
+      <w:r>
+        <w:t xml:space="preserve">The four strongest numeric-numeric relationships as class-coloured scatter plots (fixed-seed 4,000-row sample; alpha = 0.4 per the project chart standard).</w:t>
+      </w:r>
+    </w:p>
     <w:p>
       <w:r>
         <w:pict>
@@ -1512,9 +1669,9 @@
         </w:pict>
       </w:r>
     </w:p>
-    <w:bookmarkEnd w:id="28"/>
-    <w:bookmarkEnd w:id="29"/>
-    <w:bookmarkStart w:id="41" w:name="X264c96ac82c5377e80ba26cae1be7c1afbfd77e"/>
+    <w:bookmarkEnd w:id="35"/>
+    <w:bookmarkEnd w:id="36"/>
+    <w:bookmarkStart w:id="66" w:name="X264c96ac82c5377e80ba26cae1be7c1afbfd77e"/>
     <w:p>
       <w:pPr>
         <w:pStyle w:val="Heading1"/>
@@ -1547,7 +1704,7 @@
         <w:t xml:space="preserve">when the model reaches both recall ≥ 0.80 and PR-AUC ≥ 0.80 on the at-risk class of the held-out test set, and — following the reporting rule of Section 3 — every earliness claim states its cohort: the full enrolment cohort (comparable with the baseline literature) or the still-enrolled cohort (the population an intervention can actually reach).</w:t>
       </w:r>
     </w:p>
-    <w:bookmarkStart w:id="30" w:name="candidate-models-and-configuration"/>
+    <w:bookmarkStart w:id="37" w:name="candidate-models-and-configuration"/>
     <w:p>
       <w:pPr>
         <w:pStyle w:val="Heading2"/>
@@ -1572,8 +1729,8 @@
         <w:t xml:space="preserve">Configuration follows a minimal-intervention principle: near-default settings for every model. Logistic Regression only raises the iteration cap to 1,000 for convergence; Random Forest and LightGBM keep library defaults; XGBoost uses the histogram tree method with log-loss as its evaluation metric. All five models share random seed 42, so the comparison is fair and exactly reproducible. No hyperparameter tuning was performed at this selection stage — tuning one candidate more carefully than another would bias the ranking toward whichever model received the most attention. Tuning is deferred to Section 4.5, after a candidate has been selected on equal terms.</w:t>
       </w:r>
     </w:p>
-    <w:bookmarkEnd w:id="30"/>
-    <w:bookmarkStart w:id="31" w:name="training-and-evaluation-protocol"/>
+    <w:bookmarkEnd w:id="37"/>
+    <w:bookmarkStart w:id="38" w:name="training-and-evaluation-protocol"/>
     <w:p>
       <w:pPr>
         <w:pStyle w:val="Heading2"/>
@@ -1614,8 +1771,8 @@
         <w:t xml:space="preserve">results: Section 5 applies four imbalance-handling strategies to exactly this protocol, so the before–after comparison for RQ3 is well defined.</w:t>
       </w:r>
     </w:p>
-    <w:bookmarkEnd w:id="31"/>
-    <w:bookmarkStart w:id="35" w:name="benchmark-at-t-100"/>
+    <w:bookmarkEnd w:id="38"/>
+    <w:bookmarkStart w:id="45" w:name="benchmark-at-t-100"/>
     <w:p>
       <w:pPr>
         <w:pStyle w:val="Heading2"/>
@@ -2235,31 +2392,88 @@
     </w:tbl>
     <w:p>
       <w:pPr>
-        <w:pStyle w:val="BodyText"/>
-      </w:pPr>
-      <w:r>
-        <w:t xml:space="preserve">The table shows XGBoost at the top of the recall-first ranking, with recall 0.930 and PR-AUC 0.990 on the at-risk class. Two observations matter more than the winner’s identity. First, the tree-based models — XGBoost, LightGBM, Random Forest — track each other closely across all seven metrics, with LightGBM marginally ahead on the composite ranking metrics; the boosting family as a whole, not one implementation, dominates the benchmark. Second, Logistic Regression, although last, remains within a few points of the leaders, indicating that the engineered features carry a strong, largely linearly separable signal on which the ensembles add a real but modest increment. Figure</w:t>
-      </w:r>
-      <w:r>
-        <w:t xml:space="preserve"> </w:t>
-      </w:r>
+        <w:pStyle w:val="CaptionedFigure"/>
+      </w:pPr>
       <w:r>
         <w:drawing>
           <wp:inline>
-            <wp:extent cx="5180580" cy="4076572"/>
+            <wp:extent cx="5334000" cy="3284766"/>
             <wp:effectExtent b="0" l="0" r="0" t="0"/>
-            <wp:docPr descr="Confusion matrix of the selected model on the held-out test set at t = 100% at the default decision threshold." title="" id="33" name="Picture"/>
+            <wp:docPr descr="Baseline benchmark of the five candidate models at t = 100% on the held-out test set (recall, F1, PR-AUC, ROC-AUC per model; no resampling, shared seed 42)." title="" id="40" name="Picture"/>
             <a:graphic>
               <a:graphicData uri="http://schemas.openxmlformats.org/drawingml/2006/picture">
                 <pic:pic>
                   <pic:nvPicPr>
-                    <pic:cNvPr descr="D:/dsp/reports/figures/confusion_default_t100.png" id="34" name="Picture"/>
+                    <pic:cNvPr descr="D:/dsp/reports/figures/model_benchmark_baseline.png" id="41" name="Picture"/>
                     <pic:cNvPicPr>
                       <a:picLocks noChangeArrowheads="1" noChangeAspect="1"/>
                     </pic:cNvPicPr>
                   </pic:nvPicPr>
                   <pic:blipFill>
-                    <a:blip r:embed="rId32"/>
+                    <a:blip r:embed="rId39"/>
+                    <a:stretch>
+                      <a:fillRect/>
+                    </a:stretch>
+                  </pic:blipFill>
+                  <pic:spPr bwMode="auto">
+                    <a:xfrm>
+                      <a:off x="0" y="0"/>
+                      <a:ext cx="5334000" cy="3284766"/>
+                    </a:xfrm>
+                    <a:prstGeom prst="rect">
+                      <a:avLst/>
+                    </a:prstGeom>
+                    <a:noFill/>
+                    <a:ln w="9525">
+                      <a:noFill/>
+                      <a:headEnd/>
+                      <a:tailEnd/>
+                    </a:ln>
+                  </pic:spPr>
+                </pic:pic>
+              </a:graphicData>
+            </a:graphic>
+          </wp:inline>
+        </w:drawing>
+      </w:r>
+    </w:p>
+    <w:p>
+      <w:pPr>
+        <w:pStyle w:val="ImageCaption"/>
+      </w:pPr>
+      <w:r>
+        <w:t xml:space="preserve">Baseline benchmark of the five candidate models at t = 100% on the held-out test set (recall, F1, PR-AUC, ROC-AUC per model; no resampling, shared seed 42).</w:t>
+      </w:r>
+    </w:p>
+    <w:p>
+      <w:pPr>
+        <w:pStyle w:val="BodyText"/>
+      </w:pPr>
+      <w:r>
+        <w:t xml:space="preserve">The table shows XGBoost at the top of the recall-first ranking, with recall 0.930 and PR-AUC 0.990 on the at-risk class. Two observations matter more than the winner’s identity. First, the tree-based models — XGBoost, LightGBM, Random Forest — track each other closely across all seven metrics, with LightGBM marginally ahead on the composite ranking metrics; the boosting family as a whole, not one implementation, dominates the benchmark. Second, Logistic Regression, although last, remains within a few points of the leaders, indicating that the engineered features carry a strong, largely linearly separable signal on which the ensembles add a real but modest increment. The figure below shows the error profile of the leading model at the default threshold.</w:t>
+      </w:r>
+    </w:p>
+    <w:p>
+      <w:pPr>
+        <w:pStyle w:val="CaptionedFigure"/>
+      </w:pPr>
+      <w:r>
+        <w:drawing>
+          <wp:inline>
+            <wp:extent cx="5180580" cy="4076572"/>
+            <wp:effectExtent b="0" l="0" r="0" t="0"/>
+            <wp:docPr descr="Confusion matrix of the selected model on the held-out test set at t = 100% at the default decision threshold." title="" id="43" name="Picture"/>
+            <a:graphic>
+              <a:graphicData uri="http://schemas.openxmlformats.org/drawingml/2006/picture">
+                <pic:pic>
+                  <pic:nvPicPr>
+                    <pic:cNvPr descr="D:/dsp/reports/figures/confusion_default_t100.png" id="44" name="Picture"/>
+                    <pic:cNvPicPr>
+                      <a:picLocks noChangeArrowheads="1" noChangeAspect="1"/>
+                    </pic:cNvPicPr>
+                  </pic:nvPicPr>
+                  <pic:blipFill>
+                    <a:blip r:embed="rId42"/>
                     <a:stretch>
                       <a:fillRect/>
                     </a:stretch>
@@ -2285,11 +2499,13 @@
           </wp:inline>
         </w:drawing>
       </w:r>
-      <w:r>
-        <w:t xml:space="preserve"> </w:t>
-      </w:r>
-      <w:r>
-        <w:t xml:space="preserve">shows the error profile of the leading model at the default threshold.</w:t>
+    </w:p>
+    <w:p>
+      <w:pPr>
+        <w:pStyle w:val="ImageCaption"/>
+      </w:pPr>
+      <w:r>
+        <w:t xml:space="preserve">Confusion matrix of the selected model on the held-out test set at t = 100% at the default decision threshold.</w:t>
       </w:r>
     </w:p>
     <w:p>
@@ -2300,8 +2516,8 @@
         <w:t xml:space="preserve">Because the gaps between models are small, the honest question is whether this ranking is trustworthy or an accident of one particular data split. The next subsection answers it with two layers of verification.</w:t>
       </w:r>
     </w:p>
-    <w:bookmarkEnd w:id="35"/>
-    <w:bookmarkStart w:id="36" w:name="reliability-of-the-ranking"/>
+    <w:bookmarkEnd w:id="45"/>
+    <w:bookmarkStart w:id="49" w:name="reliability-of-the-ranking"/>
     <w:p>
       <w:pPr>
         <w:pStyle w:val="Heading2"/>
@@ -3874,8 +4090,87 @@
         </w:tc>
       </w:tr>
     </w:tbl>
-    <w:bookmarkEnd w:id="36"/>
-    <w:bookmarkStart w:id="37" w:name="hyperparameter-tuning"/>
+    <w:p>
+      <w:pPr>
+        <w:pStyle w:val="BodyText"/>
+      </w:pPr>
+      <w:r>
+        <w:t xml:space="preserve">In bias-variance terms, the two verification layers also explain</w:t>
+      </w:r>
+      <w:r>
+        <w:t xml:space="preserve"> </w:t>
+      </w:r>
+      <w:r>
+        <w:rPr>
+          <w:i/>
+          <w:iCs/>
+        </w:rPr>
+        <w:t xml:space="preserve">why</w:t>
+      </w:r>
+      <w:r>
+        <w:t xml:space="preserve"> </w:t>
+      </w:r>
+      <w:r>
+        <w:t xml:space="preserve">the ranking is trustworthy and why neither over- nor under-fitting is driving it. The per-model standard deviations in the cross-validation table are small relative to the between-model gaps - the estimators are low-variance at this sample size - and the figure below visualises those uncertainty bands directly. Overfitting is bounded by construction: every score is computed on data the model never saw (25 held-out folds plus the frozen test set), preprocessing is re-fitted inside each fold, an automated leakage suite guards the pipeline, and the ANN additionally uses early stopping; the close agreement between the cross-validated and held-out rankings confirms that no model is merely memorising its training fold. Underfitting - the bias side of the trade-off - is visible instead as the systematic few-point gap between the linear baseline and the tree ensembles: logistic regression’s higher-bias hypothesis class cannot represent the feature interactions that the boosted trees exploit, and that difference is precisely the increment the ensembles add.</w:t>
+      </w:r>
+    </w:p>
+    <w:p>
+      <w:pPr>
+        <w:pStyle w:val="CaptionedFigure"/>
+      </w:pPr>
+      <w:r>
+        <w:drawing>
+          <wp:inline>
+            <wp:extent cx="5334000" cy="3069609"/>
+            <wp:effectExtent b="0" l="0" r="0" t="0"/>
+            <wp:docPr descr="Cross-validated recall, F1 and PR-AUC per model as mean +/- one standard deviation over the 25 folds (5-fold x 5 seeds, t = 100%): between-model gaps exceed within-model variability." title="" id="47" name="Picture"/>
+            <a:graphic>
+              <a:graphicData uri="http://schemas.openxmlformats.org/drawingml/2006/picture">
+                <pic:pic>
+                  <pic:nvPicPr>
+                    <pic:cNvPr descr="D:/dsp/reports/figures/cv_uncertainty.png" id="48" name="Picture"/>
+                    <pic:cNvPicPr>
+                      <a:picLocks noChangeArrowheads="1" noChangeAspect="1"/>
+                    </pic:cNvPicPr>
+                  </pic:nvPicPr>
+                  <pic:blipFill>
+                    <a:blip r:embed="rId46"/>
+                    <a:stretch>
+                      <a:fillRect/>
+                    </a:stretch>
+                  </pic:blipFill>
+                  <pic:spPr bwMode="auto">
+                    <a:xfrm>
+                      <a:off x="0" y="0"/>
+                      <a:ext cx="5334000" cy="3069609"/>
+                    </a:xfrm>
+                    <a:prstGeom prst="rect">
+                      <a:avLst/>
+                    </a:prstGeom>
+                    <a:noFill/>
+                    <a:ln w="9525">
+                      <a:noFill/>
+                      <a:headEnd/>
+                      <a:tailEnd/>
+                    </a:ln>
+                  </pic:spPr>
+                </pic:pic>
+              </a:graphicData>
+            </a:graphic>
+          </wp:inline>
+        </w:drawing>
+      </w:r>
+    </w:p>
+    <w:p>
+      <w:pPr>
+        <w:pStyle w:val="ImageCaption"/>
+      </w:pPr>
+      <w:r>
+        <w:t xml:space="preserve">Cross-validated recall, F1 and PR-AUC per model as mean +/- one standard deviation over the 25 folds (5-fold x 5 seeds, t = 100%): between-model gaps exceed within-model variability.</w:t>
+      </w:r>
+    </w:p>
+    <w:bookmarkEnd w:id="49"/>
+    <w:bookmarkStart w:id="50" w:name="hyperparameter-tuning"/>
     <w:p>
       <w:pPr>
         <w:pStyle w:val="Heading2"/>
@@ -3914,7 +4209,19 @@
               <w:jc w:val="left"/>
             </w:pPr>
             <w:r>
-              <w:t xml:space="preserve">With the candidate fixed, a hyperparameter search was run at t = 100%; Table</w:t>
+              <w:t xml:space="preserve">With the candidate fixed, a randomised hyperparameter search was run for XGBoost and LightGBM at the t = 40% and t = 100% checkpoints (scikit-learn’s</w:t>
+            </w:r>
+            <w:r>
+              <w:t xml:space="preserve"> </w:t>
+            </w:r>
+            <w:r>
+              <w:rPr>
+                <w:rStyle w:val="VerbatimChar"/>
+              </w:rPr>
+              <w:t xml:space="preserve">RandomizedSearchCV</w:t>
+            </w:r>
+            <w:r>
+              <w:t xml:space="preserve">: 40 sampled configurations per model, each scored with 5-fold student-grouped cross-validation optimising PR-AUC, with SMOTE applied inside each fold). Random search was preferred over an exhaustive grid, which is combinatorially wasteful in a six-dimensional mixed search space, and over Bayesian optimisation, whose sequential machinery buys little at this budget; a fixed random budget explores the space evenly at identical cost. Table</w:t>
             </w:r>
           </w:p>
         </w:tc>
@@ -4456,8 +4763,8 @@
         </w:tc>
       </w:tr>
     </w:tbl>
-    <w:bookmarkEnd w:id="37"/>
-    <w:bookmarkStart w:id="38" w:name="Xc34132f6385c56b52a47743662722a7a1825151"/>
+    <w:bookmarkEnd w:id="50"/>
+    <w:bookmarkStart w:id="60" w:name="Xc34132f6385c56b52a47743662722a7a1825151"/>
     <w:p>
       <w:pPr>
         <w:pStyle w:val="Heading2"/>
@@ -5088,7 +5395,114 @@
         </w:tc>
       </w:tr>
     </w:tbl>
-    <w:p/>
+    <w:p>
+      <w:pPr>
+        <w:pStyle w:val="CaptionedFigure"/>
+      </w:pPr>
+      <w:r>
+        <w:drawing>
+          <wp:inline>
+            <wp:extent cx="5334000" cy="3607475"/>
+            <wp:effectExtent b="0" l="0" r="0" t="0"/>
+            <wp:docPr descr="At-risk recall of the best model per checkpoint across the six course-progress checkpoints, full test cohort; the horizontal line marks the recall ≥ 0.80 reliability criterion." title="" id="52" name="Picture"/>
+            <a:graphic>
+              <a:graphicData uri="http://schemas.openxmlformats.org/drawingml/2006/picture">
+                <pic:pic>
+                  <pic:nvPicPr>
+                    <pic:cNvPr descr="D:/dsp/reports/figures/time_aware_recall.png" id="53" name="Picture"/>
+                    <pic:cNvPicPr>
+                      <a:picLocks noChangeArrowheads="1" noChangeAspect="1"/>
+                    </pic:cNvPicPr>
+                  </pic:nvPicPr>
+                  <pic:blipFill>
+                    <a:blip r:embed="rId51"/>
+                    <a:stretch>
+                      <a:fillRect/>
+                    </a:stretch>
+                  </pic:blipFill>
+                  <pic:spPr bwMode="auto">
+                    <a:xfrm>
+                      <a:off x="0" y="0"/>
+                      <a:ext cx="5334000" cy="3607475"/>
+                    </a:xfrm>
+                    <a:prstGeom prst="rect">
+                      <a:avLst/>
+                    </a:prstGeom>
+                    <a:noFill/>
+                    <a:ln w="9525">
+                      <a:noFill/>
+                      <a:headEnd/>
+                      <a:tailEnd/>
+                    </a:ln>
+                  </pic:spPr>
+                </pic:pic>
+              </a:graphicData>
+            </a:graphic>
+          </wp:inline>
+        </w:drawing>
+      </w:r>
+    </w:p>
+    <w:p>
+      <w:pPr>
+        <w:pStyle w:val="ImageCaption"/>
+      </w:pPr>
+      <w:r>
+        <w:t xml:space="preserve">At-risk recall of the best model per checkpoint across the six course-progress checkpoints, full test cohort; the horizontal line marks the recall ≥ 0.80 reliability criterion.</w:t>
+      </w:r>
+    </w:p>
+    <w:p>
+      <w:pPr>
+        <w:pStyle w:val="BodyText"/>
+      </w:pPr>
+      <w:r>
+        <w:drawing>
+          <wp:inline>
+            <wp:extent cx="5334000" cy="3607475"/>
+            <wp:effectExtent b="0" l="0" r="0" t="0"/>
+            <wp:docPr descr="PR-AUC of the best model per checkpoint across the six checkpoints, full test cohort." title="" id="55" name="Picture"/>
+            <a:graphic>
+              <a:graphicData uri="http://schemas.openxmlformats.org/drawingml/2006/picture">
+                <pic:pic>
+                  <pic:nvPicPr>
+                    <pic:cNvPr descr="D:/dsp/reports/figures/time_aware_pr_auc.png" id="56" name="Picture"/>
+                    <pic:cNvPicPr>
+                      <a:picLocks noChangeArrowheads="1" noChangeAspect="1"/>
+                    </pic:cNvPicPr>
+                  </pic:nvPicPr>
+                  <pic:blipFill>
+                    <a:blip r:embed="rId54"/>
+                    <a:stretch>
+                      <a:fillRect/>
+                    </a:stretch>
+                  </pic:blipFill>
+                  <pic:spPr bwMode="auto">
+                    <a:xfrm>
+                      <a:off x="0" y="0"/>
+                      <a:ext cx="5334000" cy="3607475"/>
+                    </a:xfrm>
+                    <a:prstGeom prst="rect">
+                      <a:avLst/>
+                    </a:prstGeom>
+                    <a:noFill/>
+                    <a:ln w="9525">
+                      <a:noFill/>
+                      <a:headEnd/>
+                      <a:tailEnd/>
+                    </a:ln>
+                  </pic:spPr>
+                </pic:pic>
+              </a:graphicData>
+            </a:graphic>
+          </wp:inline>
+        </w:drawing>
+      </w:r>
+      <w:r>
+        <w:t xml:space="preserve"> </w:t>
+      </w:r>
+      <w:r>
+        <w:t xml:space="preserve">The table shows LightGBM narrowly ahead at the two earliest checkpoints — both below the reliability criterion — and XGBoost ahead from t = 40% onward. On the full enrolment cohort, recall crosses the 0.80 criterion at t = 40% (reaching 0.811) and rises monotonically to 0.930 at course end, with PR-AUC comfortably above its criterion over the same range. This trajectory is consistent with the 40–60% reliability window reported by Adnan et al. [2] on the same dataset.</w:t>
+      </w:r>
+    </w:p>
     <w:tbl>
       <w:tblPr>
         <w:tblStyle w:val="Table"/>
@@ -5631,6 +6045,59 @@
         <w:pStyle w:val="BodyText"/>
       </w:pPr>
       <w:r>
+        <w:drawing>
+          <wp:inline>
+            <wp:extent cx="5334000" cy="3509563"/>
+            <wp:effectExtent b="0" l="0" r="0" t="0"/>
+            <wp:docPr descr="XGBoost at-risk recall per checkpoint on the full test cohort versus the still-enrolled subpopulation, with the recall ≥ 0.80 criterion marked; the gap between the curves quantifies the contribution of already-withdrawn students." title="" id="58" name="Picture"/>
+            <a:graphic>
+              <a:graphicData uri="http://schemas.openxmlformats.org/drawingml/2006/picture">
+                <pic:pic>
+                  <pic:nvPicPr>
+                    <pic:cNvPr descr="D:/dsp/reports/figures/sensitivity_active_recall_xgb.png" id="59" name="Picture"/>
+                    <pic:cNvPicPr>
+                      <a:picLocks noChangeArrowheads="1" noChangeAspect="1"/>
+                    </pic:cNvPicPr>
+                  </pic:nvPicPr>
+                  <pic:blipFill>
+                    <a:blip r:embed="rId57"/>
+                    <a:stretch>
+                      <a:fillRect/>
+                    </a:stretch>
+                  </pic:blipFill>
+                  <pic:spPr bwMode="auto">
+                    <a:xfrm>
+                      <a:off x="0" y="0"/>
+                      <a:ext cx="5334000" cy="3509563"/>
+                    </a:xfrm>
+                    <a:prstGeom prst="rect">
+                      <a:avLst/>
+                    </a:prstGeom>
+                    <a:noFill/>
+                    <a:ln w="9525">
+                      <a:noFill/>
+                      <a:headEnd/>
+                      <a:tailEnd/>
+                    </a:ln>
+                  </pic:spPr>
+                </pic:pic>
+              </a:graphicData>
+            </a:graphic>
+          </wp:inline>
+        </w:drawing>
+      </w:r>
+      <w:r>
+        <w:t xml:space="preserve"> </w:t>
+      </w:r>
+      <w:r>
+        <w:t xml:space="preserve">The table shows a substantial, systematic gap: on the still-enrolled cohort, recall is 0.678 at t = 40% and 0.779 at t = 80%, and only reaches 0.841 — crossing the criterion — at t = 100%. The same qualitative shape is reproduced by LightGBM, so the finding is not specific to one model.</w:t>
+      </w:r>
+    </w:p>
+    <w:p>
+      <w:pPr>
+        <w:pStyle w:val="BodyText"/>
+      </w:pPr>
+      <w:r>
         <w:t xml:space="preserve">The dual-cohort answer to RQ1 is therefore stated in two parts, always reported together. On the full enrolment cohort — the frame in which the base studies [1], [2] operate — XGBoost is the best model from t = 40% onward and predictions are reliable from t = 40% of course length. On the still-enrolled cohort — the frame in which a tutor can still intervene — the same criterion is met only at course end, and mid-course predictions, while informative, fall short of the reliability bar.</w:t>
       </w:r>
     </w:p>
@@ -5658,8 +6125,8 @@
         <w:t xml:space="preserve">insight: part of the full-cohort performance at later checkpoints comes from recognising students who have already left — legitimate for end-of-course outcome classification, but not early forecasting. Making this distinction explicit, rather than reporting only the more flattering frame, is itself a contribution of this study, since neither base study separates the two populations.</w:t>
       </w:r>
     </w:p>
-    <w:bookmarkEnd w:id="38"/>
-    <w:bookmarkStart w:id="39" w:name="operating-threshold-chosen-on-validation"/>
+    <w:bookmarkEnd w:id="60"/>
+    <w:bookmarkStart w:id="64" w:name="operating-threshold-chosen-on-validation"/>
     <w:p>
       <w:pPr>
         <w:pStyle w:val="Heading2"/>
@@ -6181,14 +6648,69 @@
     </w:tbl>
     <w:p>
       <w:pPr>
+        <w:pStyle w:val="CaptionedFigure"/>
+      </w:pPr>
+      <w:r>
+        <w:drawing>
+          <wp:inline>
+            <wp:extent cx="5334000" cy="3402394"/>
+            <wp:effectExtent b="0" l="0" r="0" t="0"/>
+            <wp:docPr descr="Precision, recall, and F1 on the validation predictions as a function of the decision threshold, with the selected policy thresholds marked." title="" id="62" name="Picture"/>
+            <a:graphic>
+              <a:graphicData uri="http://schemas.openxmlformats.org/drawingml/2006/picture">
+                <pic:pic>
+                  <pic:nvPicPr>
+                    <pic:cNvPr descr="D:/dsp/reports/figures/threshold_tuning.png" id="63" name="Picture"/>
+                    <pic:cNvPicPr>
+                      <a:picLocks noChangeArrowheads="1" noChangeAspect="1"/>
+                    </pic:cNvPicPr>
+                  </pic:nvPicPr>
+                  <pic:blipFill>
+                    <a:blip r:embed="rId61"/>
+                    <a:stretch>
+                      <a:fillRect/>
+                    </a:stretch>
+                  </pic:blipFill>
+                  <pic:spPr bwMode="auto">
+                    <a:xfrm>
+                      <a:off x="0" y="0"/>
+                      <a:ext cx="5334000" cy="3402394"/>
+                    </a:xfrm>
+                    <a:prstGeom prst="rect">
+                      <a:avLst/>
+                    </a:prstGeom>
+                    <a:noFill/>
+                    <a:ln w="9525">
+                      <a:noFill/>
+                      <a:headEnd/>
+                      <a:tailEnd/>
+                    </a:ln>
+                  </pic:spPr>
+                </pic:pic>
+              </a:graphicData>
+            </a:graphic>
+          </wp:inline>
+        </w:drawing>
+      </w:r>
+    </w:p>
+    <w:p>
+      <w:pPr>
+        <w:pStyle w:val="ImageCaption"/>
+      </w:pPr>
+      <w:r>
+        <w:t xml:space="preserve">Precision, recall, and F1 on the validation predictions as a function of the decision threshold, with the selected policy thresholds marked.</w:t>
+      </w:r>
+    </w:p>
+    <w:p>
+      <w:pPr>
         <w:pStyle w:val="BodyText"/>
       </w:pPr>
       <w:r>
         <w:t xml:space="preserve">Two results stand out. First, the F1-optimal policy selects a threshold of 0.56, nearly coinciding with the conventional default of 0.5, and the validation metrics transfer to the test set with negligible drift; this retrospectively confirms that the default-threshold results of the preceding subsections were not the product of tuning on the test set. Second, the table includes an institutional policy alternative: if a faculty mandates recall of at least 0.9 on the at-risk class, the validation-chosen threshold of 0.86 delivers that recall on the test set at a precision of 0.993 — an operating point in which flagged students are almost always genuinely at risk.</w:t>
       </w:r>
     </w:p>
-    <w:bookmarkEnd w:id="39"/>
-    <w:bookmarkStart w:id="40" w:name="subgroup-fairness"/>
+    <w:bookmarkEnd w:id="64"/>
+    <w:bookmarkStart w:id="65" w:name="subgroup-fairness"/>
     <w:p>
       <w:pPr>
         <w:pStyle w:val="Heading2"/>
@@ -6749,103 +7271,26 @@
         </w:pict>
       </w:r>
     </w:p>
+    <w:bookmarkEnd w:id="65"/>
+    <w:bookmarkEnd w:id="66"/>
+    <w:bookmarkStart w:id="87" w:name="Xefff1d492a3cb920864c9ad7e57a4e9ccd66500"/>
+    <w:p>
+      <w:pPr>
+        <w:pStyle w:val="Heading1"/>
+      </w:pPr>
+      <w:r>
+        <w:t xml:space="preserve">5. Imbalance Handling and Explanation Stability (RQ3, RQ2)</w:t>
+      </w:r>
+    </w:p>
     <w:p>
       <w:pPr>
         <w:pStyle w:val="FirstParagraph"/>
       </w:pPr>
       <w:r>
-        <w:rPr>
-          <w:i/>
-          <w:iCs/>
-        </w:rPr>
-        <w:t xml:space="preserve">Drafted 2026-07-12 (owner: Khoa). All model, threshold, and fairness numbers appear as VAL/TBL/FIG placeholders and are resolved from</w:t>
-      </w:r>
-      <w:r>
-        <w:rPr>
-          <w:i/>
-          <w:iCs/>
-        </w:rPr>
-        <w:t xml:space="preserve"> </w:t>
-      </w:r>
-      <w:r>
-        <w:rPr>
-          <w:rStyle w:val="VerbatimChar"/>
-          <w:i/>
-          <w:iCs/>
-        </w:rPr>
-        <w:t xml:space="preserve">reports/tables/*.csv</w:t>
-      </w:r>
-      <w:r>
-        <w:rPr>
-          <w:i/>
-          <w:iCs/>
-        </w:rPr>
-        <w:t xml:space="preserve"> </w:t>
-      </w:r>
-      <w:r>
-        <w:rPr>
-          <w:i/>
-          <w:iCs/>
-        </w:rPr>
-        <w:t xml:space="preserve">and</w:t>
-      </w:r>
-      <w:r>
-        <w:rPr>
-          <w:i/>
-          <w:iCs/>
-        </w:rPr>
-        <w:t xml:space="preserve"> </w:t>
-      </w:r>
-      <w:r>
-        <w:rPr>
-          <w:rStyle w:val="VerbatimChar"/>
-          <w:i/>
-          <w:iCs/>
-        </w:rPr>
-        <w:t xml:space="preserve">reports/figures/</w:t>
-      </w:r>
-      <w:r>
-        <w:rPr>
-          <w:i/>
-          <w:iCs/>
-        </w:rPr>
-        <w:t xml:space="preserve"> </w:t>
-      </w:r>
-      <w:r>
-        <w:rPr>
-          <w:i/>
-          <w:iCs/>
-        </w:rPr>
-        <w:t xml:space="preserve">by the report builder after the renumber checklist (SO_TAY section 6) has been run; only structural constants (5 algorithms, 6 checkpoints, seed 42, 25 CV fits, test 6,489 rows / 5,756 students, reliability criterion recall ≥ 0.80 &amp; PR-AUC ≥ 0.80) are typed literally.</w:t>
-      </w:r>
-    </w:p>
-    <w:p>
-      <w:r>
-        <w:pict>
-          <v:rect style="width:0;height:1.5pt" o:hralign="center" o:hrstd="t" o:hr="t"/>
-        </w:pict>
-      </w:r>
-    </w:p>
-    <w:bookmarkEnd w:id="40"/>
-    <w:bookmarkEnd w:id="41"/>
-    <w:bookmarkStart w:id="62" w:name="Xefff1d492a3cb920864c9ad7e57a4e9ccd66500"/>
-    <w:p>
-      <w:pPr>
-        <w:pStyle w:val="Heading1"/>
-      </w:pPr>
-      <w:r>
-        <w:t xml:space="preserve">5. Imbalance Handling and Explanation Stability (RQ3, RQ2)</w:t>
-      </w:r>
-    </w:p>
-    <w:p>
-      <w:pPr>
-        <w:pStyle w:val="FirstParagraph"/>
-      </w:pPr>
-      <w:r>
         <w:t xml:space="preserve">This section reports the two analyses that extend the checkpoint benchmark of Section 4 into the project’s research contribution: a controlled study of what imbalance handling does to both predictive accuracy and explanation content (RQ3, Sections 5.1–5.3), and a quantitative assessment of the explanations themselves — what drives an at-risk flag, and how stable that account remains across random seeds, across explainers, and across the six course-progress checkpoints (RQ2, Sections 5.4–5.5).</w:t>
       </w:r>
     </w:p>
-    <w:bookmarkStart w:id="42" w:name="Xfd2c75298b5da37a408695d98f572e124e6d432"/>
+    <w:bookmarkStart w:id="67" w:name="Xfd2c75298b5da37a408695d98f572e124e6d432"/>
     <w:p>
       <w:pPr>
         <w:pStyle w:val="Heading2"/>
@@ -6911,8 +7356,8 @@
         <w:t xml:space="preserve">Imbalance handling is therefore not needed here as a remedy — there is no rare class to rescue. Instead, RQ3 is reframed as a controlled robustness question: does the choice among four training regimes — no resampling, cost-sensitive class weighting, SMOTE, and ADASYN — materially change (a) the predictive metrics and (b) the explanation a tutor would be shown? Throughout the experiment, every resampling or weighting intervention is applied to the training partition only, after preprocessing has been fitted on the training data; the held-out test set is never resampled. Because the costly error remains the false negative — a missed at-risk student — at-risk recall and PR-AUC stay the primary metrics, exactly as in Section 4.</w:t>
       </w:r>
     </w:p>
-    <w:bookmarkEnd w:id="42"/>
-    <w:bookmarkStart w:id="46" w:name="Xcfd62a3be70d1d03a440fa7d4b1cb8b4e7ec31f"/>
+    <w:bookmarkEnd w:id="67"/>
+    <w:bookmarkStart w:id="71" w:name="Xcfd62a3be70d1d03a440fa7d4b1cb8b4e7ec31f"/>
     <w:p>
       <w:pPr>
         <w:pStyle w:val="Heading2"/>
@@ -7449,18 +7894,18 @@
           <wp:inline>
             <wp:extent cx="5334000" cy="3287071"/>
             <wp:effectExtent b="0" l="0" r="0" t="0"/>
-            <wp:docPr descr="Held-out test metrics of the five benchmark models at t = 100% under the four imbalance-handling strategies (none, class weighting, SMOTE, ADASYN)." title="" id="44" name="Picture"/>
+            <wp:docPr descr="Held-out test metrics of the five benchmark models at t = 100% under the four imbalance-handling strategies (none, class weighting, SMOTE, ADASYN)." title="" id="69" name="Picture"/>
             <a:graphic>
               <a:graphicData uri="http://schemas.openxmlformats.org/drawingml/2006/picture">
                 <pic:pic>
                   <pic:nvPicPr>
-                    <pic:cNvPr descr="D:/dsp/reports/figures/imbalance_comparison.png" id="45" name="Picture"/>
+                    <pic:cNvPr descr="D:/dsp/reports/figures/imbalance_comparison.png" id="70" name="Picture"/>
                     <pic:cNvPicPr>
                       <a:picLocks noChangeArrowheads="1" noChangeAspect="1"/>
                     </pic:cNvPicPr>
                   </pic:nvPicPr>
                   <pic:blipFill>
-                    <a:blip r:embed="rId43"/>
+                    <a:blip r:embed="rId68"/>
                     <a:stretch>
                       <a:fillRect/>
                     </a:stretch>
@@ -7503,8 +7948,8 @@
         <w:t xml:space="preserve">The differences are negligible. Across models and strategies, the largest spread on any primary metric (at-risk recall, F1, PR-AUC) is 0.0069 — of the same order as the seed-to-seed variation observed in cross-validation, with no strategy consistently ahead. This is the expected behaviour at an imbalance ratio of 1.12: with both classes abundantly represented, neither synthetic oversampling nor loss reweighting has much room to move the decision boundary. The benchmark pipeline therefore simply retains the SMOTE step specified in the project proposal — a choice this comparison shows to be immaterial — while the alternative strategies serve as robustness checks (the Phase-2 progress deck reports the no-resampling baseline rows for the same reason). The accuracy half of RQ3 is thus answered: on OULAD under this label mapping, predictive performance is robust to the imbalance-handling choice.</w:t>
       </w:r>
     </w:p>
-    <w:bookmarkEnd w:id="46"/>
-    <w:bookmarkStart w:id="47" w:name="explanations-under-four-strategies"/>
+    <w:bookmarkEnd w:id="71"/>
+    <w:bookmarkStart w:id="72" w:name="explanations-under-four-strategies"/>
     <w:p>
       <w:pPr>
         <w:pStyle w:val="Heading2"/>
@@ -7911,8 +8356,8 @@
         <w:t xml:space="preserve">of the top-10 list shuffles mildly from one training regime to another while the dominant features stay in place. The explanation half of RQ3 therefore agrees with the accuracy half: a tutor would be told substantially the same story under any of the four training regimes, so the conclusions of Section 5.4 do not hinge on the resampling decision.</w:t>
       </w:r>
     </w:p>
-    <w:bookmarkEnd w:id="47"/>
-    <w:bookmarkStart w:id="57" w:name="what-drives-an-at-risk-flag"/>
+    <w:bookmarkEnd w:id="72"/>
+    <w:bookmarkStart w:id="82" w:name="what-drives-an-at-risk-flag"/>
     <w:p>
       <w:pPr>
         <w:pStyle w:val="Heading2"/>
@@ -7938,18 +8383,18 @@
           <wp:inline>
             <wp:extent cx="5334000" cy="6331030"/>
             <wp:effectExtent b="0" l="0" r="0" t="0"/>
-            <wp:docPr descr="SHAP beeswarm for XGBoost at t = 100%: each point is one test student, colour encodes the feature value, and the horizontal position shows how strongly that value pushes the prediction toward (right) or away from (left) the at-risk class." title="" id="49" name="Picture"/>
+            <wp:docPr descr="SHAP beeswarm for XGBoost at t = 100%: each point is one test student, colour encodes the feature value, and the horizontal position shows how strongly that value pushes the prediction toward (right) or away from (left) the at-risk class." title="" id="74" name="Picture"/>
             <a:graphic>
               <a:graphicData uri="http://schemas.openxmlformats.org/drawingml/2006/picture">
                 <pic:pic>
                   <pic:nvPicPr>
-                    <pic:cNvPr descr="D:/dsp/reports/figures/shap_summary_xgb_t100.png" id="50" name="Picture"/>
+                    <pic:cNvPr descr="D:/dsp/reports/figures/shap_summary_xgb_t100.png" id="75" name="Picture"/>
                     <pic:cNvPicPr>
                       <a:picLocks noChangeArrowheads="1" noChangeAspect="1"/>
                     </pic:cNvPicPr>
                   </pic:nvPicPr>
                   <pic:blipFill>
-                    <a:blip r:embed="rId48"/>
+                    <a:blip r:embed="rId73"/>
                     <a:stretch>
                       <a:fillRect/>
                     </a:stretch>
@@ -7993,18 +8438,18 @@
           <wp:inline>
             <wp:extent cx="5334000" cy="3776583"/>
             <wp:effectExtent b="0" l="0" r="0" t="0"/>
-            <wp:docPr descr="Global SHAP feature importance (mean absolute SHAP value) for XGBoost at t = 100%." title="" id="52" name="Picture"/>
+            <wp:docPr descr="Global SHAP feature importance (mean absolute SHAP value) for XGBoost at t = 100%." title="" id="77" name="Picture"/>
             <a:graphic>
               <a:graphicData uri="http://schemas.openxmlformats.org/drawingml/2006/picture">
                 <pic:pic>
                   <pic:nvPicPr>
-                    <pic:cNvPr descr="D:/dsp/reports/figures/shap_importance_xgb_t100.png" id="53" name="Picture"/>
+                    <pic:cNvPr descr="D:/dsp/reports/figures/shap_importance_xgb_t100.png" id="78" name="Picture"/>
                     <pic:cNvPicPr>
                       <a:picLocks noChangeArrowheads="1" noChangeAspect="1"/>
                     </pic:cNvPicPr>
                   </pic:nvPicPr>
                   <pic:blipFill>
-                    <a:blip r:embed="rId51"/>
+                    <a:blip r:embed="rId76"/>
                     <a:stretch>
                       <a:fillRect/>
                     </a:stretch>
@@ -8139,18 +8584,18 @@
           <wp:inline>
             <wp:extent cx="5334000" cy="2940000"/>
             <wp:effectExtent b="0" l="0" r="0" t="0"/>
-            <wp:docPr descr="LIME local explanation for one high-confidence at-risk prediction at t = 100%: the local surrogate’s weights show which of this student’s feature values raise the flagged risk and which lower it." title="" id="55" name="Picture"/>
+            <wp:docPr descr="LIME local explanation for one high-confidence at-risk prediction at t = 100%: the local surrogate’s weights show which of this student’s feature values raise the flagged risk and which lower it." title="" id="80" name="Picture"/>
             <a:graphic>
               <a:graphicData uri="http://schemas.openxmlformats.org/drawingml/2006/picture">
                 <pic:pic>
                   <pic:nvPicPr>
-                    <pic:cNvPr descr="D:/dsp/reports/figures/lime_local_example.png" id="56" name="Picture"/>
+                    <pic:cNvPr descr="D:/dsp/reports/figures/lime_local_example.png" id="81" name="Picture"/>
                     <pic:cNvPicPr>
                       <a:picLocks noChangeArrowheads="1" noChangeAspect="1"/>
                     </pic:cNvPicPr>
                   </pic:nvPicPr>
                   <pic:blipFill>
-                    <a:blip r:embed="rId54"/>
+                    <a:blip r:embed="rId79"/>
                     <a:stretch>
                       <a:fillRect/>
                     </a:stretch>
@@ -8185,8 +8630,8 @@
         <w:t xml:space="preserve">LIME local explanation for one high-confidence at-risk prediction at t = 100%: the local surrogate’s weights show which of this student’s feature values raise the flagged risk and which lower it.</w:t>
       </w:r>
     </w:p>
-    <w:bookmarkEnd w:id="57"/>
-    <w:bookmarkStart w:id="61" w:name="Xe6b4b6e91769fde6dd6c026d32d052ae71f62b7"/>
+    <w:bookmarkEnd w:id="82"/>
+    <w:bookmarkStart w:id="86" w:name="Xe6b4b6e91769fde6dd6c026d32d052ae71f62b7"/>
     <w:p>
       <w:pPr>
         <w:pStyle w:val="Heading2"/>
@@ -8266,18 +8711,18 @@
           <wp:inline>
             <wp:extent cx="5334000" cy="3284766"/>
             <wp:effectExtent b="0" l="0" r="0" t="0"/>
-            <wp:docPr descr="Explanation drift across the six checkpoints: top-10 Jaccard overlap and Spearman rank correlation for consecutive checkpoint pairs and for each checkpoint against the full-course (t = 100%) reference." title="" id="59" name="Picture"/>
+            <wp:docPr descr="Explanation drift across the six checkpoints: top-10 Jaccard overlap and Spearman rank correlation for consecutive checkpoint pairs and for each checkpoint against the full-course (t = 100%) reference." title="" id="84" name="Picture"/>
             <a:graphic>
               <a:graphicData uri="http://schemas.openxmlformats.org/drawingml/2006/picture">
                 <pic:pic>
                   <pic:nvPicPr>
-                    <pic:cNvPr descr="D:/dsp/reports/figures/xai_stability_drift.png" id="60" name="Picture"/>
+                    <pic:cNvPr descr="D:/dsp/reports/figures/xai_stability_drift.png" id="85" name="Picture"/>
                     <pic:cNvPicPr>
                       <a:picLocks noChangeArrowheads="1" noChangeAspect="1"/>
                     </pic:cNvPicPr>
                   </pic:nvPicPr>
                   <pic:blipFill>
-                    <a:blip r:embed="rId58"/>
+                    <a:blip r:embed="rId83"/>
                     <a:stretch>
                       <a:fillRect/>
                     </a:stretch>
@@ -8335,9 +8780,9 @@
         </w:pict>
       </w:r>
     </w:p>
-    <w:bookmarkEnd w:id="61"/>
-    <w:bookmarkEnd w:id="62"/>
-    <w:bookmarkStart w:id="68" w:name="discussion-limitations-and-conclusion"/>
+    <w:bookmarkEnd w:id="86"/>
+    <w:bookmarkEnd w:id="87"/>
+    <w:bookmarkStart w:id="93" w:name="discussion-limitations-and-conclusion"/>
     <w:p>
       <w:pPr>
         <w:pStyle w:val="Heading1"/>
@@ -8346,7 +8791,7 @@
         <w:t xml:space="preserve">6. Discussion, Limitations, and Conclusion</w:t>
       </w:r>
     </w:p>
-    <w:bookmarkStart w:id="63" w:name="answers-to-the-research-questions"/>
+    <w:bookmarkStart w:id="88" w:name="answers-to-the-research-questions"/>
     <w:p>
       <w:pPr>
         <w:pStyle w:val="Heading2"/>
@@ -8425,8 +8870,8 @@
         <w:t xml:space="preserve">class. The answer is robustness on both halves: across the four strategies the largest spread on any primary accuracy metric is 0.0069, and the SHAP importance rankings remain essentially invariant, with near-unity rank correlation for every strategy pair. The project’s conclusions on OULAD do not depend on the imbalance-handling choice.</w:t>
       </w:r>
     </w:p>
-    <w:bookmarkEnd w:id="63"/>
-    <w:bookmarkStart w:id="64" w:name="limitations"/>
+    <w:bookmarkEnd w:id="88"/>
+    <w:bookmarkStart w:id="89" w:name="limitations"/>
     <w:p>
       <w:pPr>
         <w:pStyle w:val="Heading2"/>
@@ -8631,8 +9076,8 @@
         <w:t xml:space="preserve">A defect in the submission-coverage indicator for banked assessments — affecting 78 of 32,593 enrolment records (0.24%) at t = 100% — was found, fixed, and guarded with a regression test. Result tables committed before the fix predate it, so the complete table set is recomputed in a final freeze run before submission; every number in this report is injected from those tables at build time, so the recomputation propagates automatically.</w:t>
       </w:r>
     </w:p>
-    <w:bookmarkEnd w:id="64"/>
-    <w:bookmarkStart w:id="65" w:name="practical-implications"/>
+    <w:bookmarkEnd w:id="89"/>
+    <w:bookmarkStart w:id="90" w:name="practical-implications"/>
     <w:p>
       <w:pPr>
         <w:pStyle w:val="Heading2"/>
@@ -8662,8 +9107,8 @@
         <w:t xml:space="preserve">, so a tutor’s worklist contains only students an intervention can still reach, and each student’s SHAP explanation carries its checkpoint label. Decision thresholds are equally a policy instrument: selected on out-of-fold validation and applied to the sealed test exactly once, they let an institution choose the operating point that matches its intervention budget — the default cut for a balanced workload, or a high-recall cut when the cost of missing an at-risk student outweighs the cost of additional outreach. The threshold, like the explanation, should be stated alongside every deployment of the model.</w:t>
       </w:r>
     </w:p>
-    <w:bookmarkEnd w:id="65"/>
-    <w:bookmarkStart w:id="66" w:name="future-work"/>
+    <w:bookmarkEnd w:id="90"/>
+    <w:bookmarkStart w:id="91" w:name="future-work"/>
     <w:p>
       <w:pPr>
         <w:pStyle w:val="Heading2"/>
@@ -8696,8 +9141,8 @@
         <w:t xml:space="preserve">(the Option B design) should be promoted from a sensitivity analysis to the primary estimand: training and evaluating at each checkpoint only on students still enrolled at that cutoff would make the early-warning question the native objective of the model rather than an evaluation-side reading of it. Second, the composite at-risk label should be decomposed: Fail and Withdrawn have different behavioural signatures and call for different interventions, suggesting a multi-class or competing-risks formulation with withdrawal timing as an outcome in its own right. Third, external validity needs work on several fronts: replication on datasets beyond OULAD, grading-lag-aware score features that respect deployment-time information availability, and a larger LIME sample — with additional explainers — to tighten the cross-explainer agreement estimates.</w:t>
       </w:r>
     </w:p>
-    <w:bookmarkEnd w:id="66"/>
-    <w:bookmarkStart w:id="67" w:name="conclusion"/>
+    <w:bookmarkEnd w:id="91"/>
+    <w:bookmarkStart w:id="92" w:name="conclusion"/>
     <w:p>
       <w:pPr>
         <w:pStyle w:val="Heading2"/>
@@ -8721,24 +9166,305 @@
         </w:pict>
       </w:r>
     </w:p>
-    <w:bookmarkEnd w:id="67"/>
-    <w:bookmarkEnd w:id="68"/>
-    <w:bookmarkStart w:id="72" w:name="appendices"/>
+    <w:bookmarkEnd w:id="92"/>
+    <w:bookmarkEnd w:id="93"/>
+    <w:bookmarkStart w:id="94" w:name="references"/>
     <w:p>
       <w:pPr>
         <w:pStyle w:val="Heading1"/>
       </w:pPr>
       <w:r>
-        <w:t xml:space="preserve">7. Appendices</w:t>
-      </w:r>
-    </w:p>
-    <w:bookmarkStart w:id="69" w:name="X8266ae0885769713ecdd219bfd3d13504b7b56b"/>
+        <w:t xml:space="preserve">7. References</w:t>
+      </w:r>
+    </w:p>
+    <w:p>
+      <w:pPr>
+        <w:pStyle w:val="FirstParagraph"/>
+      </w:pPr>
+      <w:r>
+        <w:t xml:space="preserve">[1] N. Tomasevic, N. Gvozdenovic, and S. Vranes,</w:t>
+      </w:r>
+      <w:r>
+        <w:t xml:space="preserve"> </w:t>
+      </w:r>
+      <w:r>
+        <w:t xml:space="preserve">“An overview and comparison of supervised data mining techniques for student exam performance prediction,”</w:t>
+      </w:r>
+      <w:r>
+        <w:t xml:space="preserve"> </w:t>
+      </w:r>
+      <w:r>
+        <w:rPr>
+          <w:i/>
+          <w:iCs/>
+        </w:rPr>
+        <w:t xml:space="preserve">Computers &amp; Education</w:t>
+      </w:r>
+      <w:r>
+        <w:t xml:space="preserve">, vol. 143, art. no. 103676, 2020.</w:t>
+      </w:r>
+    </w:p>
+    <w:p>
+      <w:pPr>
+        <w:pStyle w:val="BodyText"/>
+      </w:pPr>
+      <w:r>
+        <w:t xml:space="preserve">[2] M. Adnan et al.,</w:t>
+      </w:r>
+      <w:r>
+        <w:t xml:space="preserve"> </w:t>
+      </w:r>
+      <w:r>
+        <w:t xml:space="preserve">“Predicting at-risk students at different percentages of course length for early intervention using machine learning models,”</w:t>
+      </w:r>
+      <w:r>
+        <w:t xml:space="preserve"> </w:t>
+      </w:r>
+      <w:r>
+        <w:rPr>
+          <w:i/>
+          <w:iCs/>
+        </w:rPr>
+        <w:t xml:space="preserve">IEEE Access</w:t>
+      </w:r>
+      <w:r>
+        <w:t xml:space="preserve">, vol. 9, pp. 7519–7539, 2021.</w:t>
+      </w:r>
+    </w:p>
+    <w:p>
+      <w:pPr>
+        <w:pStyle w:val="BodyText"/>
+      </w:pPr>
+      <w:r>
+        <w:t xml:space="preserve">[3] H. Alamri and B. Alharbi,</w:t>
+      </w:r>
+      <w:r>
+        <w:t xml:space="preserve"> </w:t>
+      </w:r>
+      <w:r>
+        <w:t xml:space="preserve">“Explainable student performance prediction models: A systematic review,”</w:t>
+      </w:r>
+      <w:r>
+        <w:t xml:space="preserve"> </w:t>
+      </w:r>
+      <w:r>
+        <w:rPr>
+          <w:i/>
+          <w:iCs/>
+        </w:rPr>
+        <w:t xml:space="preserve">IEEE Access</w:t>
+      </w:r>
+      <w:r>
+        <w:t xml:space="preserve">, vol. 9, pp. 33132–33143, 2021.</w:t>
+      </w:r>
+    </w:p>
+    <w:p>
+      <w:pPr>
+        <w:pStyle w:val="BodyText"/>
+      </w:pPr>
+      <w:r>
+        <w:t xml:space="preserve">[4] J. Kuzilek, M. Hlosta, and Z. Zdrahal,</w:t>
+      </w:r>
+      <w:r>
+        <w:t xml:space="preserve"> </w:t>
+      </w:r>
+      <w:r>
+        <w:t xml:space="preserve">“Open University Learning Analytics dataset,”</w:t>
+      </w:r>
+      <w:r>
+        <w:t xml:space="preserve"> </w:t>
+      </w:r>
+      <w:r>
+        <w:rPr>
+          <w:i/>
+          <w:iCs/>
+        </w:rPr>
+        <w:t xml:space="preserve">Scientific Data</w:t>
+      </w:r>
+      <w:r>
+        <w:t xml:space="preserve">, vol. 4, art. no. 170171, 2017.</w:t>
+      </w:r>
+    </w:p>
+    <w:p>
+      <w:pPr>
+        <w:pStyle w:val="BodyText"/>
+      </w:pPr>
+      <w:r>
+        <w:t xml:space="preserve">[5] J. Webster and R. T. Watson,</w:t>
+      </w:r>
+      <w:r>
+        <w:t xml:space="preserve"> </w:t>
+      </w:r>
+      <w:r>
+        <w:t xml:space="preserve">“Analyzing the past to prepare for the future: Writing a literature review,”</w:t>
+      </w:r>
+      <w:r>
+        <w:t xml:space="preserve"> </w:t>
+      </w:r>
+      <w:r>
+        <w:rPr>
+          <w:i/>
+          <w:iCs/>
+        </w:rPr>
+        <w:t xml:space="preserve">MIS Quarterly</w:t>
+      </w:r>
+      <w:r>
+        <w:t xml:space="preserve">, vol. 26, no. 2, pp. xiii–xxiii, 2002.</w:t>
+      </w:r>
+    </w:p>
+    <w:p>
+      <w:pPr>
+        <w:pStyle w:val="BodyText"/>
+      </w:pPr>
+      <w:r>
+        <w:t xml:space="preserve">[6] S. M. Lundberg and S.-I. Lee,</w:t>
+      </w:r>
+      <w:r>
+        <w:t xml:space="preserve"> </w:t>
+      </w:r>
+      <w:r>
+        <w:t xml:space="preserve">“A unified approach to interpreting model predictions,”</w:t>
+      </w:r>
+      <w:r>
+        <w:t xml:space="preserve"> </w:t>
+      </w:r>
+      <w:r>
+        <w:t xml:space="preserve">in</w:t>
+      </w:r>
+      <w:r>
+        <w:t xml:space="preserve"> </w:t>
+      </w:r>
+      <w:r>
+        <w:rPr>
+          <w:i/>
+          <w:iCs/>
+        </w:rPr>
+        <w:t xml:space="preserve">Proc. Advances in Neural Information Processing Systems (NeurIPS)</w:t>
+      </w:r>
+      <w:r>
+        <w:t xml:space="preserve">, 2017, pp. 4768–4777.</w:t>
+      </w:r>
+    </w:p>
+    <w:p>
+      <w:pPr>
+        <w:pStyle w:val="BodyText"/>
+      </w:pPr>
+      <w:r>
+        <w:t xml:space="preserve">[7] M. T. Ribeiro, S. Singh, and C. Guestrin,</w:t>
+      </w:r>
+      <w:r>
+        <w:t xml:space="preserve"> </w:t>
+      </w:r>
+      <w:r>
+        <w:t xml:space="preserve">“</w:t>
+      </w:r>
+      <w:r>
+        <w:t xml:space="preserve">‘Why should I trust you?’</w:t>
+      </w:r>
+      <w:r>
+        <w:t xml:space="preserve"> </w:t>
+      </w:r>
+      <w:r>
+        <w:t xml:space="preserve">Explaining the predictions of any classifier,”</w:t>
+      </w:r>
+      <w:r>
+        <w:t xml:space="preserve"> </w:t>
+      </w:r>
+      <w:r>
+        <w:t xml:space="preserve">in</w:t>
+      </w:r>
+      <w:r>
+        <w:t xml:space="preserve"> </w:t>
+      </w:r>
+      <w:r>
+        <w:rPr>
+          <w:i/>
+          <w:iCs/>
+        </w:rPr>
+        <w:t xml:space="preserve">Proc. 22nd ACM SIGKDD Int. Conf. on Knowledge Discovery and Data Mining</w:t>
+      </w:r>
+      <w:r>
+        <w:t xml:space="preserve">, 2016, pp. 1135–1144.</w:t>
+      </w:r>
+    </w:p>
+    <w:p>
+      <w:pPr>
+        <w:pStyle w:val="BodyText"/>
+      </w:pPr>
+      <w:r>
+        <w:t xml:space="preserve">[8] S. Gunasekara and M. Saarela,</w:t>
+      </w:r>
+      <w:r>
+        <w:t xml:space="preserve"> </w:t>
+      </w:r>
+      <w:r>
+        <w:t xml:space="preserve">“Explainable AI in education: Techniques and qualitative assessment,”</w:t>
+      </w:r>
+      <w:r>
+        <w:t xml:space="preserve"> </w:t>
+      </w:r>
+      <w:r>
+        <w:rPr>
+          <w:i/>
+          <w:iCs/>
+        </w:rPr>
+        <w:t xml:space="preserve">Applied Sciences</w:t>
+      </w:r>
+      <w:r>
+        <w:t xml:space="preserve">, vol. 15, no. 3, art. no. 1239, 2025.</w:t>
+      </w:r>
+    </w:p>
+    <w:p>
+      <w:pPr>
+        <w:pStyle w:val="BodyText"/>
+      </w:pPr>
+      <w:r>
+        <w:t xml:space="preserve">[9] N. V. Chawla, K. W. Bowyer, L. O. Hall, and W. P. Kegelmeyer,</w:t>
+      </w:r>
+      <w:r>
+        <w:t xml:space="preserve"> </w:t>
+      </w:r>
+      <w:r>
+        <w:t xml:space="preserve">“SMOTE: Synthetic minority over-sampling technique,”</w:t>
+      </w:r>
+      <w:r>
+        <w:t xml:space="preserve"> </w:t>
+      </w:r>
+      <w:r>
+        <w:rPr>
+          <w:i/>
+          <w:iCs/>
+        </w:rPr>
+        <w:t xml:space="preserve">Journal of Artificial Intelligence Research</w:t>
+      </w:r>
+      <w:r>
+        <w:t xml:space="preserve">, vol. 16, pp. 321–357, 2002.</w:t>
+      </w:r>
+    </w:p>
+    <w:p>
+      <w:r>
+        <w:pict>
+          <v:rect style="width:0;height:1.5pt" o:hralign="center" o:hrstd="t" o:hr="t"/>
+        </w:pict>
+      </w:r>
+    </w:p>
+    <w:bookmarkEnd w:id="94"/>
+    <w:bookmarkStart w:id="98" w:name="appendices"/>
+    <w:p>
+      <w:pPr>
+        <w:pStyle w:val="Heading1"/>
+      </w:pPr>
+      <w:r>
+        <w:t xml:space="preserve">8. Appendices</w:t>
+      </w:r>
+    </w:p>
+    <w:bookmarkStart w:id="95" w:name="X8266ae0885769713ecdd219bfd3d13504b7b56b"/>
     <w:p>
       <w:pPr>
         <w:pStyle w:val="Heading2"/>
       </w:pPr>
       <w:r>
-        <w:t xml:space="preserve">7.1 Appendix A — Instructor Dashboard Architecture</w:t>
+        <w:t xml:space="preserve">8.1 Appendix A — Instructor Dashboard Architecture</w:t>
       </w:r>
     </w:p>
     <w:p>
@@ -8832,14 +9558,14 @@
         <w:t xml:space="preserve">, asserts the full scoring path end-to-end (bundle loading, transformation, prediction, SHAP) without starting the UI.</w:t>
       </w:r>
     </w:p>
-    <w:bookmarkEnd w:id="69"/>
-    <w:bookmarkStart w:id="70" w:name="Xde22455b141baf6b23c1aa374c78f42011a9d8d"/>
+    <w:bookmarkEnd w:id="95"/>
+    <w:bookmarkStart w:id="96" w:name="Xde22455b141baf6b23c1aa374c78f42011a9d8d"/>
     <w:p>
       <w:pPr>
         <w:pStyle w:val="Heading2"/>
       </w:pPr>
       <w:r>
-        <w:t xml:space="preserve">7.2 Appendix B — Reproducibility and the Renumber Protocol</w:t>
+        <w:t xml:space="preserve">8.2 Appendix B — Reproducibility and the Renumber Protocol</w:t>
       </w:r>
     </w:p>
     <w:p>
@@ -8945,14 +9671,14 @@
         <w:t xml:space="preserve">stitches the section sources and resolves every volatile number, table, and figure from placeholder references to the committed result CSVs at build time, so no model metric in this document is hand-typed and a renumber run propagates into the report automatically.</w:t>
       </w:r>
     </w:p>
-    <w:bookmarkEnd w:id="70"/>
-    <w:bookmarkStart w:id="71" w:name="X317e42db7e19b1ba4648f35dbd10d85f2a8a91f"/>
+    <w:bookmarkEnd w:id="96"/>
+    <w:bookmarkStart w:id="97" w:name="X317e42db7e19b1ba4648f35dbd10d85f2a8a91f"/>
     <w:p>
       <w:pPr>
         <w:pStyle w:val="Heading2"/>
       </w:pPr>
       <w:r>
-        <w:t xml:space="preserve">7.3 Appendix C — Ethics and Fairness Compliance Note</w:t>
+        <w:t xml:space="preserve">8.3 Appendix C — Ethics and Fairness Compliance Note</w:t>
       </w:r>
     </w:p>
     <w:p>
@@ -8963,8 +9689,8 @@
         <w:t xml:space="preserve">OULAD is secondary data, anonymised at source by The Open University and released under CC-BY 4.0; the project’s obligations — correct citation, no re-identification attempts, no linkage with external data, and licence acknowledgement — are documented in full in the project’s data-source, licence, and ethics statement, and no additional institutional ethics approval is required for this coursework use of a publicly released, anonymised dataset. Beyond compliance, the project audits its own model behaviour for disparate performance: Section 4 reports the fairness table of subgroup metrics and gaps across gender, disability, age band, IMD deprivation band, highest education, and region on the held-out test set. Consistent with the intervention framing, predictions are positioned as decision support for instructors — a ranked list with explanations — rather than as automated decisions about students.</w:t>
       </w:r>
     </w:p>
-    <w:bookmarkEnd w:id="71"/>
-    <w:bookmarkEnd w:id="72"/>
+    <w:bookmarkEnd w:id="97"/>
+    <w:bookmarkEnd w:id="98"/>
     <w:sectPr>
       <w:footnotePr>
         <w:numRestart w:val="eachSect"/>
